--- a/docs/AURIX_MediRun_04_ROS2_소프트웨어_설계.docx
+++ b/docs/AURIX_MediRun_04_ROS2_소프트웨어_설계.docx
@@ -20549,7 +20549,7 @@
                                   <w:w w:val="105"/>
                                   <w:sz w:val="15"/>
                                 </w:rPr>
-                                <w:t>debounce_ms: 300</w:t>
+                                <w:t>debounce_ms: 50</w:t>
                               </w:r>
                             </w:p>
                             <w:p>
@@ -20732,7 +20732,7 @@
                             <w:w w:val="105"/>
                             <w:sz w:val="15"/>
                           </w:rPr>
-                          <w:t>debounce_ms: 300</w:t>
+                          <w:t>debounce_ms: 50</w:t>
                         </w:r>
                       </w:p>
                       <w:p>
@@ -21285,7 +21285,7 @@
                 <w:spacing w:val="-2"/>
                 <w:sz w:val="17"/>
               </w:rPr>
-              <w:t>300ms</w:t>
+              <w:t>50ms</w:t>
             </w:r>
             <w:r>
               <w:rPr>

--- a/docs/AURIX_MediRun_04_ROS2_소프트웨어_설계.docx
+++ b/docs/AURIX_MediRun_04_ROS2_소프트웨어_설계.docx
@@ -15075,6 +15075,314 @@
           </w:p>
         </w:tc>
       </w:tr>
+      <w:tr>
+        <w:trPr>
+          <w:trHeight w:val="775" w:hRule="atLeast"/>
+        </w:trPr>
+        <w:tc>
+          <w:tcPr>
+            <w:tcW w:w="919" w:type="dxa"/>
+            <w:tcBorders>
+              <w:top w:val="single" w:sz="6" w:space="0" w:color="DDDDDD"/>
+              <w:left w:val="single" w:sz="6" w:space="0" w:color="DDDDDD"/>
+              <w:bottom w:val="single" w:sz="6" w:space="0" w:color="DDDDDD"/>
+              <w:right w:val="single" w:sz="6" w:space="0" w:color="DDDDDD"/>
+            </w:tcBorders>
+            <w:shd w:val="clear" w:color="auto" w:fill="F9F9F9"/>
+          </w:tcPr>
+          <w:p>
+            <w:pPr>
+              <w:pStyle w:val="TableParagraph"/>
+              <w:rPr>
+                <w:sz w:val="17"/>
+              </w:rPr>
+            </w:pPr>
+            <w:r>
+              <w:rPr>
+                <w:color w:val="1F2123"/>
+                <w:sz w:val="17"/>
+              </w:rPr>
+              <w:t>IF-020</w:t>
+            </w:r>
+          </w:p>
+        </w:tc>
+        <w:tc>
+          <w:tcPr>
+            <w:tcW w:w="2119" w:type="dxa"/>
+            <w:tcBorders>
+              <w:top w:val="single" w:sz="6" w:space="0" w:color="DDDDDD"/>
+              <w:left w:val="single" w:sz="6" w:space="0" w:color="DDDDDD"/>
+              <w:bottom w:val="single" w:sz="6" w:space="0" w:color="DDDDDD"/>
+              <w:right w:val="single" w:sz="6" w:space="0" w:color="DDDDDD"/>
+            </w:tcBorders>
+            <w:shd w:val="clear" w:color="auto" w:fill="F9F9F9"/>
+          </w:tcPr>
+          <w:p>
+            <w:pPr>
+              <w:pStyle w:val="TableParagraph"/>
+              <w:spacing w:before="189"/>
+              <w:rPr>
+                <w:rFonts w:ascii="Courier New"/>
+                <w:sz w:val="17"/>
+              </w:rPr>
+            </w:pPr>
+            <w:r>
+              <w:rPr>
+                <w:rFonts w:ascii="Courier New"/>
+                <w:color w:val="1F2123"/>
+                <w:spacing w:val="-2"/>
+                <w:w w:val="105"/>
+                <w:sz w:val="17"/>
+              </w:rPr>
+              <w:t>/initialpose</w:t>
+            </w:r>
+          </w:p>
+        </w:tc>
+        <w:tc>
+          <w:tcPr>
+            <w:tcW w:w="2983" w:type="dxa"/>
+            <w:tcBorders>
+              <w:top w:val="single" w:sz="6" w:space="0" w:color="DDDDDD"/>
+              <w:left w:val="single" w:sz="6" w:space="0" w:color="DDDDDD"/>
+              <w:bottom w:val="single" w:sz="6" w:space="0" w:color="DDDDDD"/>
+              <w:right w:val="single" w:sz="6" w:space="0" w:color="DDDDDD"/>
+            </w:tcBorders>
+            <w:shd w:val="clear" w:color="auto" w:fill="F9F9F9"/>
+          </w:tcPr>
+          <w:p>
+            <w:pPr>
+              <w:pStyle w:val="TableParagraph"/>
+              <w:spacing w:before="189"/>
+              <w:rPr>
+                <w:rFonts w:ascii="Courier New"/>
+                <w:sz w:val="17"/>
+              </w:rPr>
+            </w:pPr>
+            <w:r>
+              <w:rPr>
+                <w:rFonts w:ascii="Courier New"/>
+                <w:color w:val="1F2123"/>
+                <w:spacing w:val="-4"/>
+                <w:w w:val="105"/>
+                <w:sz w:val="17"/>
+              </w:rPr>
+              <w:t>PoseWithCovarianceStamped</w:t>
+            </w:r>
+          </w:p>
+        </w:tc>
+        <w:tc>
+          <w:tcPr>
+            <w:tcW w:w="2583" w:type="dxa"/>
+            <w:tcBorders>
+              <w:top w:val="single" w:sz="6" w:space="0" w:color="DDDDDD"/>
+              <w:left w:val="single" w:sz="6" w:space="0" w:color="DDDDDD"/>
+              <w:bottom w:val="single" w:sz="6" w:space="0" w:color="DDDDDD"/>
+              <w:right w:val="single" w:sz="6" w:space="0" w:color="DDDDDD"/>
+            </w:tcBorders>
+            <w:shd w:val="clear" w:color="auto" w:fill="F9F9F9"/>
+          </w:tcPr>
+          <w:p>
+            <w:pPr>
+              <w:pStyle w:val="TableParagraph"/>
+              <w:spacing w:line="208" w:lineRule="auto" w:before="133"/>
+              <w:ind w:left="168" w:right="155"/>
+              <w:rPr>
+                <w:sz w:val="17"/>
+              </w:rPr>
+            </w:pPr>
+            <w:r>
+              <w:rPr>
+                <w:color w:val="1F2123"/>
+                <w:spacing w:val="-2"/>
+                <w:w w:val="105"/>
+                <w:sz w:val="17"/>
+              </w:rPr>
+              <w:t>GUI→AMCL</w:t>
+            </w:r>
+          </w:p>
+        </w:tc>
+        <w:tc>
+          <w:tcPr>
+            <w:tcW w:w="1242" w:type="dxa"/>
+            <w:tcBorders>
+              <w:top w:val="single" w:sz="6" w:space="0" w:color="DDDDDD"/>
+              <w:left w:val="single" w:sz="6" w:space="0" w:color="DDDDDD"/>
+              <w:bottom w:val="single" w:sz="6" w:space="0" w:color="DDDDDD"/>
+              <w:right w:val="single" w:sz="6" w:space="0" w:color="DDDDDD"/>
+            </w:tcBorders>
+            <w:shd w:val="clear" w:color="auto" w:fill="F9F9F9"/>
+          </w:tcPr>
+          <w:p>
+            <w:pPr>
+              <w:pStyle w:val="TableParagraph"/>
+              <w:spacing w:line="208" w:lineRule="auto" w:before="133"/>
+              <w:ind w:left="169" w:right="387"/>
+              <w:rPr>
+                <w:sz w:val="17"/>
+              </w:rPr>
+            </w:pPr>
+            <w:r>
+              <w:rPr>
+                <w:color w:val="1F2123"/>
+                <w:spacing w:val="-6"/>
+                <w:sz w:val="17"/>
+              </w:rPr>
+              <w:t>이벤트 / Reliable</w:t>
+            </w:r>
+          </w:p>
+        </w:tc>
+      </w:tr>
+      <w:tr>
+        <w:trPr>
+          <w:trHeight w:val="811" w:hRule="atLeast"/>
+        </w:trPr>
+        <w:tc>
+          <w:tcPr>
+            <w:tcW w:w="919" w:type="dxa"/>
+            <w:tcBorders>
+              <w:top w:val="single" w:sz="6" w:space="0" w:color="DDDDDD"/>
+              <w:left w:val="single" w:sz="6" w:space="0" w:color="DDDDDD"/>
+              <w:bottom w:val="single" w:sz="6" w:space="0" w:color="DDDDDD"/>
+              <w:right w:val="single" w:sz="6" w:space="0" w:color="DDDDDD"/>
+            </w:tcBorders>
+          </w:tcPr>
+          <w:p>
+            <w:pPr>
+              <w:pStyle w:val="TableParagraph"/>
+              <w:rPr>
+                <w:sz w:val="17"/>
+              </w:rPr>
+            </w:pPr>
+            <w:r>
+              <w:rPr>
+                <w:color w:val="1F2123"/>
+                <w:sz w:val="17"/>
+              </w:rPr>
+              <w:t>IF-021</w:t>
+            </w:r>
+          </w:p>
+        </w:tc>
+        <w:tc>
+          <w:tcPr>
+            <w:tcW w:w="2119" w:type="dxa"/>
+            <w:tcBorders>
+              <w:top w:val="single" w:sz="6" w:space="0" w:color="DDDDDD"/>
+              <w:left w:val="single" w:sz="6" w:space="0" w:color="DDDDDD"/>
+              <w:bottom w:val="single" w:sz="6" w:space="0" w:color="DDDDDD"/>
+              <w:right w:val="single" w:sz="6" w:space="0" w:color="DDDDDD"/>
+            </w:tcBorders>
+          </w:tcPr>
+          <w:p>
+            <w:pPr>
+              <w:pStyle w:val="TableParagraph"/>
+              <w:spacing w:line="355" w:lineRule="auto" w:before="189"/>
+              <w:rPr>
+                <w:rFonts w:ascii="Courier New"/>
+                <w:sz w:val="17"/>
+              </w:rPr>
+            </w:pPr>
+            <w:r>
+              <w:rPr>
+                <w:rFonts w:ascii="Courier New"/>
+                <w:color w:val="1F2123"/>
+                <w:spacing w:val="-2"/>
+                <w:w w:val="105"/>
+                <w:sz w:val="17"/>
+              </w:rPr>
+              <w:t>/speed_limit</w:t>
+            </w:r>
+          </w:p>
+        </w:tc>
+        <w:tc>
+          <w:tcPr>
+            <w:tcW w:w="2983" w:type="dxa"/>
+            <w:tcBorders>
+              <w:top w:val="single" w:sz="6" w:space="0" w:color="DDDDDD"/>
+              <w:left w:val="single" w:sz="6" w:space="0" w:color="DDDDDD"/>
+              <w:bottom w:val="single" w:sz="6" w:space="0" w:color="DDDDDD"/>
+              <w:right w:val="single" w:sz="6" w:space="0" w:color="DDDDDD"/>
+            </w:tcBorders>
+          </w:tcPr>
+          <w:p>
+            <w:pPr>
+              <w:pStyle w:val="TableParagraph"/>
+              <w:spacing w:before="189"/>
+              <w:rPr>
+                <w:rFonts w:ascii="Courier New"/>
+                <w:sz w:val="17"/>
+              </w:rPr>
+            </w:pPr>
+            <w:r>
+              <w:rPr>
+                <w:rFonts w:ascii="Courier New"/>
+                <w:color w:val="1F2123"/>
+                <w:spacing w:val="-2"/>
+                <w:w w:val="105"/>
+                <w:sz w:val="17"/>
+              </w:rPr>
+              <w:t>nav2_msgs/SpeedLimit</w:t>
+            </w:r>
+          </w:p>
+        </w:tc>
+        <w:tc>
+          <w:tcPr>
+            <w:tcW w:w="2583" w:type="dxa"/>
+            <w:tcBorders>
+              <w:top w:val="single" w:sz="6" w:space="0" w:color="DDDDDD"/>
+              <w:left w:val="single" w:sz="6" w:space="0" w:color="DDDDDD"/>
+              <w:bottom w:val="single" w:sz="6" w:space="0" w:color="DDDDDD"/>
+              <w:right w:val="single" w:sz="6" w:space="0" w:color="DDDDDD"/>
+            </w:tcBorders>
+          </w:tcPr>
+          <w:p>
+            <w:pPr>
+              <w:pStyle w:val="TableParagraph"/>
+              <w:ind w:left="168"/>
+              <w:rPr>
+                <w:sz w:val="17"/>
+              </w:rPr>
+            </w:pPr>
+            <w:r>
+              <w:rPr>
+                <w:color w:val="1F2123"/>
+                <w:spacing w:val="-2"/>
+                <w:w w:val="110"/>
+                <w:sz w:val="17"/>
+              </w:rPr>
+              <w:t>GUI→Nav2 controller_server</w:t>
+            </w:r>
+          </w:p>
+        </w:tc>
+        <w:tc>
+          <w:tcPr>
+            <w:tcW w:w="1242" w:type="dxa"/>
+            <w:tcBorders>
+              <w:top w:val="single" w:sz="6" w:space="0" w:color="DDDDDD"/>
+              <w:left w:val="single" w:sz="6" w:space="0" w:color="DDDDDD"/>
+              <w:bottom w:val="single" w:sz="6" w:space="0" w:color="DDDDDD"/>
+              <w:right w:val="single" w:sz="6" w:space="0" w:color="DDDDDD"/>
+            </w:tcBorders>
+          </w:tcPr>
+          <w:p>
+            <w:pPr>
+              <w:pStyle w:val="TableParagraph"/>
+              <w:spacing w:line="208" w:lineRule="auto" w:before="133"/>
+              <w:ind w:left="169" w:right="392"/>
+              <w:rPr>
+                <w:sz w:val="17"/>
+              </w:rPr>
+            </w:pPr>
+            <w:r>
+              <w:rPr>
+                <w:color w:val="1F2123"/>
+                <w:w w:val="110"/>
+                <w:sz w:val="17"/>
+              </w:rPr>
+              <w:t>이벤트 / Reliable</w:t>
+            </w:r>
+          </w:p>
+        </w:tc>
+      </w:tr>
     </w:tbl>
     <w:p>
       <w:pPr>
@@ -17634,7 +17942,7 @@
                 <w:w w:val="105"/>
                 <w:sz w:val="17"/>
               </w:rPr>
-              <w:t>/medirun/execute_delivery</w:t>
+              <w:t>/follow_waypoints</w:t>
             </w:r>
           </w:p>
         </w:tc>
@@ -17662,40 +17970,7 @@
                 <w:w w:val="90"/>
                 <w:sz w:val="17"/>
               </w:rPr>
-              <w:t>호출~도착~복귀</w:t>
-            </w:r>
-            <w:r>
-              <w:rPr>
-                <w:color w:val="1F2123"/>
-                <w:spacing w:val="13"/>
-                <w:sz w:val="17"/>
-              </w:rPr>
-              <w:t> </w:t>
-            </w:r>
-            <w:r>
-              <w:rPr>
-                <w:color w:val="1F2123"/>
-                <w:w w:val="90"/>
-                <w:sz w:val="17"/>
-              </w:rPr>
-              <w:t>상위</w:t>
-            </w:r>
-            <w:r>
-              <w:rPr>
-                <w:color w:val="1F2123"/>
-                <w:spacing w:val="13"/>
-                <w:sz w:val="17"/>
-              </w:rPr>
-              <w:t> </w:t>
-            </w:r>
-            <w:r>
-              <w:rPr>
-                <w:color w:val="1F2123"/>
-                <w:spacing w:val="-5"/>
-                <w:w w:val="90"/>
-                <w:sz w:val="17"/>
-              </w:rPr>
-              <w:t>미션</w:t>
+              <w:t>경로(웨이포인트 목록) 순차 주행</w:t>
             </w:r>
           </w:p>
         </w:tc>
@@ -17709,6 +17984,157 @@
               <w:right w:val="single" w:sz="6" w:space="0" w:color="DDDDDD"/>
             </w:tcBorders>
             <w:shd w:val="clear" w:color="auto" w:fill="F9F9F9"/>
+          </w:tcPr>
+          <w:p>
+            <w:pPr>
+              <w:pStyle w:val="TableParagraph"/>
+              <w:rPr>
+                <w:sz w:val="17"/>
+              </w:rPr>
+            </w:pPr>
+            <w:r>
+              <w:rPr>
+                <w:color w:val="1F2123"/>
+                <w:w w:val="110"/>
+                <w:sz w:val="17"/>
+              </w:rPr>
+              <w:t>result, feedback</w:t>
+            </w:r>
+          </w:p>
+        </w:tc>
+      </w:tr>
+      <w:tr>
+        <w:trPr>
+          <w:trHeight w:val="525" w:hRule="atLeast"/>
+        </w:trPr>
+        <w:tc>
+          <w:tcPr>
+            <w:tcW w:w="1182" w:type="dxa"/>
+            <w:tcBorders>
+              <w:top w:val="single" w:sz="6" w:space="0" w:color="DDDDDD"/>
+              <w:left w:val="single" w:sz="6" w:space="0" w:color="DDDDDD"/>
+              <w:bottom w:val="single" w:sz="6" w:space="0" w:color="DDDDDD"/>
+              <w:right w:val="single" w:sz="6" w:space="0" w:color="DDDDDD"/>
+            </w:tcBorders>
+          </w:tcPr>
+          <w:p>
+            <w:pPr>
+              <w:pStyle w:val="TableParagraph"/>
+              <w:rPr>
+                <w:sz w:val="17"/>
+              </w:rPr>
+            </w:pPr>
+            <w:r>
+              <w:rPr>
+                <w:color w:val="1F2123"/>
+                <w:spacing w:val="-2"/>
+                <w:w w:val="110"/>
+                <w:sz w:val="17"/>
+              </w:rPr>
+              <w:t>Action</w:t>
+            </w:r>
+          </w:p>
+        </w:tc>
+        <w:tc>
+          <w:tcPr>
+            <w:tcW w:w="3152" w:type="dxa"/>
+            <w:tcBorders>
+              <w:top w:val="single" w:sz="6" w:space="0" w:color="DDDDDD"/>
+              <w:left w:val="single" w:sz="6" w:space="0" w:color="DDDDDD"/>
+              <w:bottom w:val="single" w:sz="6" w:space="0" w:color="DDDDDD"/>
+              <w:right w:val="single" w:sz="6" w:space="0" w:color="DDDDDD"/>
+            </w:tcBorders>
+          </w:tcPr>
+          <w:p>
+            <w:pPr>
+              <w:pStyle w:val="TableParagraph"/>
+              <w:spacing w:before="189"/>
+              <w:rPr>
+                <w:rFonts w:ascii="Courier New"/>
+                <w:sz w:val="17"/>
+              </w:rPr>
+            </w:pPr>
+            <w:r>
+              <w:rPr>
+                <w:rFonts w:ascii="Courier New"/>
+                <w:color w:val="1F2123"/>
+                <w:spacing w:val="-2"/>
+                <w:w w:val="105"/>
+                <w:sz w:val="17"/>
+              </w:rPr>
+              <w:t>/medirun/execute_delivery</w:t>
+            </w:r>
+          </w:p>
+        </w:tc>
+        <w:tc>
+          <w:tcPr>
+            <w:tcW w:w="2364" w:type="dxa"/>
+            <w:tcBorders>
+              <w:top w:val="single" w:sz="6" w:space="0" w:color="DDDDDD"/>
+              <w:left w:val="single" w:sz="6" w:space="0" w:color="DDDDDD"/>
+              <w:bottom w:val="single" w:sz="6" w:space="0" w:color="DDDDDD"/>
+              <w:right w:val="single" w:sz="6" w:space="0" w:color="DDDDDD"/>
+            </w:tcBorders>
+          </w:tcPr>
+          <w:p>
+            <w:pPr>
+              <w:pStyle w:val="TableParagraph"/>
+              <w:rPr>
+                <w:sz w:val="17"/>
+              </w:rPr>
+            </w:pPr>
+            <w:r>
+              <w:rPr>
+                <w:color w:val="1F2123"/>
+                <w:w w:val="90"/>
+                <w:sz w:val="17"/>
+              </w:rPr>
+              <w:t>호출~도착~복귀</w:t>
+            </w:r>
+            <w:r>
+              <w:rPr>
+                <w:color w:val="1F2123"/>
+                <w:spacing w:val="13"/>
+                <w:sz w:val="17"/>
+              </w:rPr>
+              <w:t> </w:t>
+            </w:r>
+            <w:r>
+              <w:rPr>
+                <w:color w:val="1F2123"/>
+                <w:w w:val="90"/>
+                <w:sz w:val="17"/>
+              </w:rPr>
+              <w:t>상위</w:t>
+            </w:r>
+            <w:r>
+              <w:rPr>
+                <w:color w:val="1F2123"/>
+                <w:spacing w:val="13"/>
+                <w:sz w:val="17"/>
+              </w:rPr>
+              <w:t> </w:t>
+            </w:r>
+            <w:r>
+              <w:rPr>
+                <w:color w:val="1F2123"/>
+                <w:spacing w:val="-5"/>
+                <w:w w:val="90"/>
+                <w:sz w:val="17"/>
+              </w:rPr>
+              <w:t>미션</w:t>
+            </w:r>
+          </w:p>
+        </w:tc>
+        <w:tc>
+          <w:tcPr>
+            <w:tcW w:w="3152" w:type="dxa"/>
+            <w:tcBorders>
+              <w:top w:val="single" w:sz="6" w:space="0" w:color="DDDDDD"/>
+              <w:left w:val="single" w:sz="6" w:space="0" w:color="DDDDDD"/>
+              <w:bottom w:val="single" w:sz="6" w:space="0" w:color="DDDDDD"/>
+              <w:right w:val="single" w:sz="6" w:space="0" w:color="DDDDDD"/>
+            </w:tcBorders>
           </w:tcPr>
           <w:p>
             <w:pPr>
@@ -20549,7 +20975,7 @@
                                   <w:w w:val="105"/>
                                   <w:sz w:val="15"/>
                                 </w:rPr>
-                                <w:t>debounce_ms: 50</w:t>
+                                <w:t>debounce_ms: 300</w:t>
                               </w:r>
                             </w:p>
                             <w:p>
@@ -20732,7 +21158,7 @@
                             <w:w w:val="105"/>
                             <w:sz w:val="15"/>
                           </w:rPr>
-                          <w:t>debounce_ms: 50</w:t>
+                          <w:t>debounce_ms: 300</w:t>
                         </w:r>
                       </w:p>
                       <w:p>
@@ -21285,7 +21711,7 @@
                 <w:spacing w:val="-2"/>
                 <w:sz w:val="17"/>
               </w:rPr>
-              <w:t>50ms</w:t>
+              <w:t>300ms</w:t>
             </w:r>
             <w:r>
               <w:rPr>

--- a/docs/AURIX_MediRun_04_ROS2_소프트웨어_설계.docx
+++ b/docs/AURIX_MediRun_04_ROS2_소프트웨어_설계.docx
@@ -6155,7 +6155,7 @@
                 <w:w w:val="105"/>
                 <w:sz w:val="17"/>
               </w:rPr>
-              <w:t>camera_node</w:t>
+              <w:t>camera_ros (turtlebot3_bringup, 외부)</w:t>
             </w:r>
           </w:p>
         </w:tc>
@@ -6183,7 +6183,7 @@
                 <w:spacing w:val="-4"/>
                 <w:sz w:val="17"/>
               </w:rPr>
-              <w:t>카메라</w:t>
+              <w:t>CSI 카메라(IMX219) 입력 발행. medirun 자체 노드가 아니며 turtlebot3_bringup 소유. 상하 반전 보정은 GUI(RosCameraFeedProvider)에서 처리</w:t>
             </w:r>
             <w:r>
               <w:rPr>
@@ -6191,7 +6191,6 @@
                 <w:spacing w:val="-11"/>
                 <w:sz w:val="17"/>
               </w:rPr>
-              <w:t> </w:t>
             </w:r>
             <w:r>
               <w:rPr>
@@ -6199,7 +6198,6 @@
                 <w:spacing w:val="-4"/>
                 <w:sz w:val="17"/>
               </w:rPr>
-              <w:t>입력,</w:t>
             </w:r>
             <w:r>
               <w:rPr>
@@ -6207,7 +6205,6 @@
                 <w:spacing w:val="-11"/>
                 <w:sz w:val="17"/>
               </w:rPr>
-              <w:t> </w:t>
             </w:r>
             <w:r>
               <w:rPr>
@@ -6215,7 +6212,6 @@
                 <w:spacing w:val="-4"/>
                 <w:sz w:val="17"/>
               </w:rPr>
-              <w:t>180°</w:t>
             </w:r>
             <w:r>
               <w:rPr>
@@ -6223,7 +6219,6 @@
                 <w:spacing w:val="-10"/>
                 <w:sz w:val="17"/>
               </w:rPr>
-              <w:t> </w:t>
             </w:r>
             <w:r>
               <w:rPr>
@@ -6231,7 +6226,6 @@
                 <w:spacing w:val="-4"/>
                 <w:sz w:val="17"/>
               </w:rPr>
-              <w:t>회전</w:t>
             </w:r>
             <w:r>
               <w:rPr>
@@ -6239,7 +6233,6 @@
                 <w:spacing w:val="-11"/>
                 <w:sz w:val="17"/>
               </w:rPr>
-              <w:t> </w:t>
             </w:r>
             <w:r>
               <w:rPr>
@@ -6247,7 +6240,6 @@
                 <w:spacing w:val="-4"/>
                 <w:sz w:val="17"/>
               </w:rPr>
-              <w:t>영상</w:t>
             </w:r>
             <w:r>
               <w:rPr>
@@ -6255,7 +6247,6 @@
                 <w:spacing w:val="-11"/>
                 <w:sz w:val="17"/>
               </w:rPr>
-              <w:t> </w:t>
             </w:r>
             <w:r>
               <w:rPr>
@@ -6263,7 +6254,6 @@
                 <w:spacing w:val="-7"/>
                 <w:sz w:val="17"/>
               </w:rPr>
-              <w:t>발행</w:t>
             </w:r>
           </w:p>
         </w:tc>

--- a/docs/AURIX_MediRun_04_ROS2_소프트웨어_설계.docx
+++ b/docs/AURIX_MediRun_04_ROS2_소프트웨어_설계.docx
@@ -6286,6 +6286,38 @@
           </w:p>
         </w:tc>
       </w:tr>
+      <w:tr>
+        <w:tc>
+          <w:tcPr>
+            <w:tcW w:type="dxa" w:w="2561"/>
+          </w:tcPr>
+          <w:p>
+            <w:r>
+              <w:t>cartographer_node / cartographer_occupancy_grid_node (cartographer_ros, 외부)</w:t>
+            </w:r>
+          </w:p>
+        </w:tc>
+        <w:tc>
+          <w:tcPr>
+            <w:tcW w:type="dxa" w:w="6304"/>
+          </w:tcPr>
+          <w:p>
+            <w:r>
+              <w:t>SLAM 매핑(occupancy grid 생성). medirun 자체 노드가 아니며 turtlebot3_cartographer 소유. medirun_gui가 Ubuntu(GUI 실행 PC)에서 직접 launch하며, 로봇(Pi)에서는 실행하지 않는다 (Pi bringup의 start_cartographer는 기본값 false)</w:t>
+            </w:r>
+          </w:p>
+        </w:tc>
+        <w:tc>
+          <w:tcPr>
+            <w:tcW w:type="dxa" w:w="985"/>
+          </w:tcPr>
+          <w:p>
+            <w:r>
+              <w:t>보조</w:t>
+            </w:r>
+          </w:p>
+        </w:tc>
+      </w:tr>
     </w:tbl>
     <w:p>
       <w:pPr>
@@ -10007,6 +10039,38 @@
                 <w:sz w:val="17"/>
               </w:rPr>
               <w:t>영향 없음</w:t>
+            </w:r>
+          </w:p>
+        </w:tc>
+      </w:tr>
+      <w:tr>
+        <w:tc>
+          <w:tcPr>
+            <w:tcW w:type="dxa" w:w="2167"/>
+          </w:tcPr>
+          <w:p>
+            <w:r>
+              <w:t>DDS 구현체</w:t>
+            </w:r>
+          </w:p>
+        </w:tc>
+        <w:tc>
+          <w:tcPr>
+            <w:tcW w:type="dxa" w:w="3940"/>
+          </w:tcPr>
+          <w:p>
+            <w:r>
+              <w:t>로봇(Pi)·GUI 실행 PC 모두 RMW_IMPLEMENTATION=rmw_cyclonedds_cpp로 통일</w:t>
+            </w:r>
+          </w:p>
+        </w:tc>
+        <w:tc>
+          <w:tcPr>
+            <w:tcW w:type="dxa" w:w="3743"/>
+          </w:tcPr>
+          <w:p>
+            <w:r>
+              <w:t>Fast-DDS 혼용 시 Cartographer 내부 상태 토픽 드롭, /map 퍼블리셔 중복 인식 등 (TS-SLAM-02)</w:t>
             </w:r>
           </w:p>
         </w:tc>
